--- a/policies/eu/downloads/EU_policy_research_note.docx
+++ b/policies/eu/downloads/EU_policy_research_note.docx
@@ -6001,6 +6001,322 @@
           <w:szCs w:val="21"/>
         </w:rPr>
         <w:t xml:space="preserve">Guidance on the Article 50 transparency obligations, in force since 2 August 2026 and the newest live duty in the set.</w:t>
+      </w:r>
+    </w:p>
+    <w:p>
+      <w:pPr>
+        <w:keepNext/>
+        <w:pBdr>
+          <w:bottom w:val="single" w:color="9DB9E8" w:sz="4" w:space="3"/>
+        </w:pBdr>
+        <w:spacing w:after="100" w:before="260"/>
+      </w:pPr>
+      <w:r>
+        <w:rPr>
+          <w:rFonts w:ascii="Calibri" w:cs="Calibri" w:eastAsia="Calibri" w:hAnsi="Calibri"/>
+          <w:b/>
+          <w:bCs/>
+          <w:color w:val="2E5AAC"/>
+          <w:sz w:val="26"/>
+          <w:szCs w:val="26"/>
+        </w:rPr>
+        <w:t xml:space="preserve">ADDENDUM 31 August 2026 - gates closed</w:t>
+      </w:r>
+    </w:p>
+    <w:p>
+      <w:pPr>
+        <w:keepNext/>
+        <w:spacing w:after="80" w:before="200"/>
+      </w:pPr>
+      <w:r>
+        <w:rPr>
+          <w:rFonts w:ascii="Calibri" w:cs="Calibri" w:eastAsia="Calibri" w:hAnsi="Calibri"/>
+          <w:b/>
+          <w:bCs/>
+          <w:color w:val="1F3864"/>
+          <w:sz w:val="22"/>
+          <w:szCs w:val="22"/>
+        </w:rPr>
+        <w:t xml:space="preserve">Annex III read item by item (Limitation 3 - CLOSED)</w:t>
+      </w:r>
+    </w:p>
+    <w:p>
+      <w:pPr>
+        <w:spacing w:after="110"/>
+      </w:pPr>
+      <w:r>
+        <w:rPr>
+          <w:rFonts w:ascii="Calibri" w:cs="Calibri" w:eastAsia="Calibri" w:hAnsi="Calibri"/>
+          <w:color w:val="333A45"/>
+          <w:sz w:val="21"/>
+          <w:szCs w:val="21"/>
+        </w:rPr>
+        <w:t xml:space="preserve">Annex III of the consolidated text (02024R1689-20260727) was read in full. It lists eight areas: (1) biometrics - remote biometric identification (verification-only systems excluded), biometric categorisation on sensitive or protected attributes, emotion recognition; (2) critical infrastructure safety components; (3) education and vocational training - admission, evaluation of learning outcomes, level assessment, test monitoring; (4) employment, workers' management and access to self-employment; (5) essential services - public assistance eligibility, creditworthiness (fraud-detection excepted), life and health insurance risk assessment and pricing, emergency call handling; (6) law enforcement; (7) migration, asylum and border control; (8) administration of justice and democratic processes. </w:t>
+      </w:r>
+      <w:r>
+        <w:rPr>
+          <w:rFonts w:ascii="Calibri" w:cs="Calibri" w:eastAsia="Calibri" w:hAnsi="Calibri"/>
+          <w:b/>
+          <w:bCs/>
+          <w:color w:val="333A45"/>
+          <w:sz w:val="21"/>
+          <w:szCs w:val="21"/>
+        </w:rPr>
+        <w:t xml:space="preserve">The whole Annex is base text (▼B): Regulation (EU) 2026/1744 did not amend it.</w:t>
+      </w:r>
+      <w:r>
+        <w:rPr>
+          <w:rFonts w:ascii="Calibri" w:cs="Calibri" w:eastAsia="Calibri" w:hAnsi="Calibri"/>
+          <w:color w:val="333A45"/>
+          <w:sz w:val="21"/>
+          <w:szCs w:val="21"/>
+        </w:rPr>
+        <w:t xml:space="preserve"> The omnibus's classification changes sit in Article 6(1a)-(1c) and concern Annex I safety components.</w:t>
+      </w:r>
+    </w:p>
+    <w:p>
+      <w:pPr>
+        <w:spacing w:after="110"/>
+      </w:pPr>
+      <w:r>
+        <w:rPr>
+          <w:rFonts w:ascii="Calibri" w:cs="Calibri" w:eastAsia="Calibri" w:hAnsi="Calibri"/>
+          <w:color w:val="333A45"/>
+          <w:sz w:val="21"/>
+          <w:szCs w:val="21"/>
+        </w:rPr>
+        <w:t xml:space="preserve">What this changes in the set:</w:t>
+      </w:r>
+    </w:p>
+    <w:p>
+      <w:pPr>
+        <w:pStyle w:val="ListParagraph"/>
+        <w:numPr>
+          <w:ilvl w:val="0"/>
+          <w:numId w:val="2"/>
+        </w:numPr>
+        <w:spacing w:after="70"/>
+      </w:pPr>
+      <w:r>
+        <w:rPr>
+          <w:rFonts w:ascii="Calibri" w:cs="Calibri" w:eastAsia="Calibri" w:hAnsi="Calibri"/>
+          <w:b/>
+          <w:bCs/>
+          <w:color w:val="333A45"/>
+          <w:sz w:val="21"/>
+          <w:szCs w:val="21"/>
+        </w:rPr>
+        <w:t xml:space="preserve">Policy 12.1 rewritten from "expected" to verified.</w:t>
+      </w:r>
+      <w:r>
+        <w:rPr>
+          <w:rFonts w:ascii="Calibri" w:cs="Calibri" w:eastAsia="Calibri" w:hAnsi="Calibri"/>
+          <w:color w:val="333A45"/>
+          <w:sz w:val="21"/>
+          <w:szCs w:val="21"/>
+        </w:rPr>
+        <w:t xml:space="preserve"> Annex III point 4(a) lists systems for recruitment or selection - targeted advertisements, application filtering, candidate evaluation; point 4(b) lists decisions on promotion, termination, task allocation based on behaviour or traits, and monitoring and evaluation of performance and behaviour. The policy now states the listing directly.</w:t>
+      </w:r>
+    </w:p>
+    <w:p>
+      <w:pPr>
+        <w:pStyle w:val="ListParagraph"/>
+        <w:numPr>
+          <w:ilvl w:val="0"/>
+          <w:numId w:val="2"/>
+        </w:numPr>
+        <w:spacing w:after="70"/>
+      </w:pPr>
+      <w:r>
+        <w:rPr>
+          <w:rFonts w:ascii="Calibri" w:cs="Calibri" w:eastAsia="Calibri" w:hAnsi="Calibri"/>
+          <w:b/>
+          <w:bCs/>
+          <w:color w:val="333A45"/>
+          <w:sz w:val="21"/>
+          <w:szCs w:val="21"/>
+        </w:rPr>
+        <w:t xml:space="preserve">The listing is not automatic classification.</w:t>
+      </w:r>
+      <w:r>
+        <w:rPr>
+          <w:rFonts w:ascii="Calibri" w:cs="Calibri" w:eastAsia="Calibri" w:hAnsi="Calibri"/>
+          <w:color w:val="333A45"/>
+          <w:sz w:val="21"/>
+          <w:szCs w:val="21"/>
+        </w:rPr>
+        <w:t xml:space="preserve"> Article 6(3) derogates systems posing no significant risk (narrow procedural tasks, improving a completed human activity, deviation detection without replacing human assessment, preparatory tasks) - but the derogation </w:t>
+      </w:r>
+      <w:r>
+        <w:rPr>
+          <w:rFonts w:ascii="Calibri" w:cs="Calibri" w:eastAsia="Calibri" w:hAnsi="Calibri"/>
+          <w:b/>
+          <w:bCs/>
+          <w:color w:val="333A45"/>
+          <w:sz w:val="21"/>
+          <w:szCs w:val="21"/>
+        </w:rPr>
+        <w:t xml:space="preserve">cannot apply where the system profiles natural persons</w:t>
+      </w:r>
+      <w:r>
+        <w:rPr>
+          <w:rFonts w:ascii="Calibri" w:cs="Calibri" w:eastAsia="Calibri" w:hAnsi="Calibri"/>
+          <w:color w:val="333A45"/>
+          <w:sz w:val="21"/>
+          <w:szCs w:val="21"/>
+        </w:rPr>
+        <w:t xml:space="preserve">, and a provider invoking it must document the assessment before market placement (Art 6(4)). Most employment-context AI evaluating people involves profiling; the policy's wording reflects the listing with the derogation caveat.</w:t>
+      </w:r>
+    </w:p>
+    <w:p>
+      <w:pPr>
+        <w:pStyle w:val="ListParagraph"/>
+        <w:numPr>
+          <w:ilvl w:val="0"/>
+          <w:numId w:val="2"/>
+        </w:numPr>
+        <w:spacing w:after="70"/>
+      </w:pPr>
+      <w:r>
+        <w:rPr>
+          <w:rFonts w:ascii="Calibri" w:cs="Calibri" w:eastAsia="Calibri" w:hAnsi="Calibri"/>
+          <w:color w:val="333A45"/>
+          <w:sz w:val="21"/>
+          <w:szCs w:val="21"/>
+        </w:rPr>
+        <w:t xml:space="preserve">Other policy touchpoints confirmed in the list: creditworthiness scoring (5(b)), emotion recognition where not already prohibited by Art 5(1)(f) (1(c)), biometric categorisation (1(b)) - consistent with how Policy 6.1, 12.1 and the Level 4 register treat them.</w:t>
+      </w:r>
+    </w:p>
+    <w:p>
+      <w:pPr>
+        <w:pStyle w:val="ListParagraph"/>
+        <w:numPr>
+          <w:ilvl w:val="0"/>
+          <w:numId w:val="2"/>
+        </w:numPr>
+        <w:spacing w:after="70"/>
+      </w:pPr>
+      <w:r>
+        <w:rPr>
+          <w:rFonts w:ascii="Calibri" w:cs="Calibri" w:eastAsia="Calibri" w:hAnsi="Calibri"/>
+          <w:b/>
+          <w:bCs/>
+          <w:color w:val="333A45"/>
+          <w:sz w:val="21"/>
+          <w:szCs w:val="21"/>
+        </w:rPr>
+        <w:t xml:space="preserve">Article 6(5) guidelines:</w:t>
+      </w:r>
+      <w:r>
+        <w:rPr>
+          <w:rFonts w:ascii="Calibri" w:cs="Calibri" w:eastAsia="Calibri" w:hAnsi="Calibri"/>
+          <w:color w:val="333A45"/>
+          <w:sz w:val="21"/>
+          <w:szCs w:val="21"/>
+        </w:rPr>
+        <w:t xml:space="preserve"> the Commission was required to issue classification guidelines by 2 February 2026. They are not held in the corpus and nothing here rests on them; obtain before any contested classification call. (Watch item retained.)</w:t>
+      </w:r>
+    </w:p>
+    <w:p>
+      <w:pPr>
+        <w:keepNext/>
+        <w:spacing w:after="80" w:before="200"/>
+      </w:pPr>
+      <w:r>
+        <w:rPr>
+          <w:rFonts w:ascii="Calibri" w:cs="Calibri" w:eastAsia="Calibri" w:hAnsi="Calibri"/>
+          <w:b/>
+          <w:bCs/>
+          <w:color w:val="1F3864"/>
+          <w:sz w:val="22"/>
+          <w:szCs w:val="22"/>
+        </w:rPr>
+        <w:t xml:space="preserve">GDPR consolidation (Limitation 2 - currency CLOSED, wording check open)</w:t>
+      </w:r>
+    </w:p>
+    <w:p>
+      <w:pPr>
+        <w:spacing w:after="110"/>
+      </w:pPr>
+      <w:r>
+        <w:rPr>
+          <w:rFonts w:ascii="Calibri" w:cs="Calibri" w:eastAsia="Calibri" w:hAnsi="Calibri"/>
+          <w:color w:val="333A45"/>
+          <w:sz w:val="21"/>
+          <w:szCs w:val="21"/>
+        </w:rPr>
+        <w:t xml:space="preserve">Checked 31 August 2026: the current consolidated GDPR remains 02016R0679-20160504. The amending proposals in the data-side Digital Omnibus package were </w:t>
+      </w:r>
+      <w:r>
+        <w:rPr>
+          <w:rFonts w:ascii="Calibri" w:cs="Calibri" w:eastAsia="Calibri" w:hAnsi="Calibri"/>
+          <w:b/>
+          <w:bCs/>
+          <w:color w:val="333A45"/>
+          <w:sz w:val="21"/>
+          <w:szCs w:val="21"/>
+        </w:rPr>
+        <w:t xml:space="preserve">not adopted</w:t>
+      </w:r>
+      <w:r>
+        <w:rPr>
+          <w:rFonts w:ascii="Calibri" w:cs="Calibri" w:eastAsia="Calibri" w:hAnsi="Calibri"/>
+          <w:color w:val="333A45"/>
+          <w:sz w:val="21"/>
+          <w:szCs w:val="21"/>
+        </w:rPr>
+        <w:t xml:space="preserve"> as at this date - the adopted Regulation (EU) 2026/1744 amends the AI Act, the aviation regulation and the machinery regulation only, per its own title and text (held in corpus). Web sources were used solely to confirm that no amending act exists to obtain; no obligation rests on them. The corrigenda-wording pass against the consolidated text (►C markers) remains the one open step; no position in this set has been identified that turns on corrected wording, and the cited obligations are structural rather than fine-worded.</w:t>
+      </w:r>
+    </w:p>
+    <w:p>
+      <w:pPr>
+        <w:keepNext/>
+        <w:spacing w:after="80" w:before="200"/>
+      </w:pPr>
+      <w:r>
+        <w:rPr>
+          <w:rFonts w:ascii="Calibri" w:cs="Calibri" w:eastAsia="Calibri" w:hAnsi="Calibri"/>
+          <w:b/>
+          <w:bCs/>
+          <w:color w:val="1F3864"/>
+          <w:sz w:val="22"/>
+          <w:szCs w:val="22"/>
+        </w:rPr>
+        <w:t xml:space="preserve">Member State overlay note (Limitation 6 - stated and scoped)</w:t>
+      </w:r>
+    </w:p>
+    <w:p>
+      <w:pPr>
+        <w:spacing w:after="110"/>
+      </w:pPr>
+      <w:r>
+        <w:rPr>
+          <w:rFonts w:ascii="Calibri" w:cs="Calibri" w:eastAsia="Calibri" w:hAnsi="Calibri"/>
+          <w:color w:val="333A45"/>
+          <w:sz w:val="21"/>
+          <w:szCs w:val="21"/>
+        </w:rPr>
+        <w:t xml:space="preserve">The GDPR is a regulation with opening clauses, and the AI Act leaves national machinery to Member States. An organisation deploying in a specific Member State must overlay, at minimum: national employment-data provisions (the GDPR permits more specific national rules for the employment context, including collective agreements); national conditions on special categories and genetic, biometric or health data (Member States may maintain or introduce further conditions); national rules on criminal-convictions data; the national age of consent for information-society services (13 to 16 by Member State); mandatory DPO designation beyond the GDPR's cases (some Member States extend it); worker-representation rights over workplace AI (works-council codetermination regimes can require agreement before deployment of monitoring or evaluation systems); the Member State's AI Act implementation - notified market surveillance authorities and the national penalty regime; and sector supervisors. </w:t>
+      </w:r>
+      <w:r>
+        <w:rPr>
+          <w:rFonts w:ascii="Calibri" w:cs="Calibri" w:eastAsia="Calibri" w:hAnsi="Calibri"/>
+          <w:b/>
+          <w:bCs/>
+          <w:color w:val="333A45"/>
+          <w:sz w:val="21"/>
+          <w:szCs w:val="21"/>
+        </w:rPr>
+        <w:t xml:space="preserve">None of this is mapped in this set, by design</w:t>
+      </w:r>
+      <w:r>
+        <w:rPr>
+          <w:rFonts w:ascii="Calibri" w:cs="Calibri" w:eastAsia="Calibri" w:hAnsi="Calibri"/>
+          <w:color w:val="333A45"/>
+          <w:sz w:val="21"/>
+          <w:szCs w:val="21"/>
+        </w:rPr>
+        <w:t xml:space="preserve"> - it is a Union-law baseline; the overlay is stated so it is planned for, not discovered late. Per-state columns belong to the jurisdiction comparison matrix (series part 3).</w:t>
       </w:r>
     </w:p>
     <w:sectPr>
